--- a/2026 الى 2027/خطط القسم 2027/خطة الضعيفات -قسم الكيمياء 2027/متابعة خطة الضعيفات لقسم الكيمياء 2027-2026  يناير.docx
+++ b/2026 الى 2027/خطط القسم 2027/خطة الضعيفات -قسم الكيمياء 2027/متابعة خطة الضعيفات لقسم الكيمياء 2027-2026  يناير.docx
@@ -330,7 +330,7 @@
                                 <w:rtl/>
                                 <w:lang w:bidi="ar-QA"/>
                               </w:rPr>
-                              <w:t>5</w:t>
+                              <w:t>7</w:t>
                             </w:r>
                             <w:r>
                               <w:rPr>
@@ -354,7 +354,7 @@
                                 <w:rtl/>
                                 <w:lang w:bidi="ar-QA"/>
                               </w:rPr>
-                              <w:t>6</w:t>
+                              <w:t>7</w:t>
                             </w:r>
                           </w:p>
                         </w:txbxContent>
@@ -556,7 +556,7 @@
                           <w:rtl/>
                           <w:lang w:bidi="ar-QA"/>
                         </w:rPr>
-                        <w:t>5</w:t>
+                        <w:t>7</w:t>
                       </w:r>
                       <w:r>
                         <w:rPr>
@@ -580,7 +580,7 @@
                           <w:rtl/>
                           <w:lang w:bidi="ar-QA"/>
                         </w:rPr>
-                        <w:t>6</w:t>
+                        <w:t>7</w:t>
                       </w:r>
                     </w:p>
                   </w:txbxContent>
